--- a/templates/pleadings/fragments/memo.docx
+++ b/templates/pleadings/fragments/memo.docx
@@ -2,6 +2,27 @@
 <file path=word/document.xml><?xml version="1.0" encoding="utf-8"?>
 <w:document xmlns:wpc="http://schemas.microsoft.com/office/word/2010/wordprocessingCanvas" xmlns:cx="http://schemas.microsoft.com/office/drawing/2014/chartex" xmlns:cx1="http://schemas.microsoft.com/office/drawing/2015/9/8/chartex" xmlns:cx2="http://schemas.microsoft.com/office/drawing/2015/10/21/chartex" xmlns:cx3="http://schemas.microsoft.com/office/drawing/2016/5/9/chartex" xmlns:cx4="http://schemas.microsoft.com/office/drawing/2016/5/10/chartex" xmlns:cx5="http://schemas.microsoft.com/office/drawing/2016/5/11/chartex" xmlns:cx6="http://schemas.microsoft.com/office/drawing/2016/5/12/chartex" xmlns:cx7="http://schemas.microsoft.com/office/drawing/2016/5/13/chartex" xmlns:cx8="http://schemas.microsoft.com/office/drawing/2016/5/14/chartex" xmlns:mc="http://schemas.openxmlformats.org/markup-compatibility/2006" xmlns:aink="http://schemas.microsoft.com/office/drawing/2016/ink" xmlns:am3d="http://schemas.microsoft.com/office/drawing/2017/model3d" xmlns:o="urn:schemas-microsoft-com:office:office" xmlns:oel="http://schemas.microsoft.com/office/2019/extlst" xmlns:r="http://schemas.openxmlformats.org/officeDocument/2006/relationships" xmlns:m="http://schemas.openxmlformats.org/officeDocument/2006/math" xmlns:v="urn:schemas-microsoft-com:vml" xmlns:wp14="http://schemas.microsoft.com/office/word/2010/wordprocessingDrawing" xmlns:wp="http://schemas.openxmlformats.org/drawingml/2006/wordprocessingDrawing" xmlns:w10="urn:schemas-microsoft-com:office:word" xmlns:w="http://schemas.openxmlformats.org/wordprocessingml/2006/main" xmlns:w14="http://schemas.microsoft.com/office/word/2010/wordml" xmlns:w15="http://schemas.microsoft.com/office/word/2012/wordml" xmlns:w16cex="http://schemas.microsoft.com/office/word/2018/wordml/cex" xmlns:w16cid="http://schemas.microsoft.com/office/word/2016/wordml/cid" xmlns:w16="http://schemas.microsoft.com/office/word/2018/wordml" xmlns:w16du="http://schemas.microsoft.com/office/word/2023/wordml/word16du" xmlns:w16sdtdh="http://schemas.microsoft.com/office/word/2020/wordml/sdtdatahash" xmlns:w16sdtfl="http://schemas.microsoft.com/office/word/2024/wordml/sdtformatlock" xmlns:w16se="http://schemas.microsoft.com/office/word/2015/wordml/symex" xmlns:wpg="http://schemas.microsoft.com/office/word/2010/wordprocessingGroup" xmlns:wpi="http://schemas.microsoft.com/office/word/2010/wordprocessingInk" xmlns:wne="http://schemas.microsoft.com/office/word/2006/wordml" xmlns:wps="http://schemas.microsoft.com/office/word/2010/wordprocessingShape" mc:Ignorable="w14 w15 w16se w16cid w16 w16cex w16sdtdh w16sdtfl w16du wp14">
   <w:body>
+    <w:p>
+      <w:pPr>
+        <w:spacing w:line="240" w:lineRule="auto"/>
+        <w:rPr>
+          <w:rFonts w:ascii="Times New Roman" w:hAnsi="Times New Roman"/>
+          <w:b/>
+          <w:bCs/>
+          <w:sz w:val="28"/>
+          <w:szCs w:val="28"/>
+          <w:u w:val="single"/>
+        </w:rPr>
+      </w:pPr>
+      <w:r>
+        <w:rPr>
+          <w:b/>
+          <w:bCs/>
+          <w:u w:val="single"/>
+        </w:rPr>
+        <w:br w:type="page"/>
+      </w:r>
+    </w:p>
     <w:p>
       <w:pPr>
         <w:pStyle w:val="normal0"/>
@@ -19,6 +40,7 @@
           <w:bCs/>
           <w:u w:val="single"/>
         </w:rPr>
+        <w:lastRenderedPageBreak/>
         <w:t>MEMORANDUM OF POINTS AND AUTHORITIES</w:t>
       </w:r>
     </w:p>
@@ -7161,6 +7183,15 @@
 
 <file path=customXml/item2.xml><?xml version="1.0" encoding="utf-8"?>
 <caseData xmlns="urn:custom-schema">
+  <Plaintiffs>Dorothey Heimbach</Plaintiffs>
+  <AuthorName>Cooper Alison-Mayne</AuthorName>
+  <Email/>
+  <CaseNumber/>
+</caseData>
+</file>
+
+<file path=customXml/item3.xml><?xml version="1.0" encoding="utf-8"?>
+<caseData xmlns="urn:custom-schema">
   <Plaintiffs>John Doe, Jane Smith</Plaintiffs>
   <AuthorName>Cooper Alison-Mayne</AuthorName>
   <Email/>
@@ -7169,23 +7200,14 @@
 </caseData>
 </file>
 
-<file path=customXml/item3.xml><?xml version="1.0" encoding="utf-8"?>
-<caseData xmlns="urn:custom-schema">
-  <Plaintiffs>Dorothey Heimbach</Plaintiffs>
-  <AuthorName>Cooper Alison-Mayne</AuthorName>
-  <Email/>
-  <CaseNumber/>
-</caseData>
+<file path=customXml/item4.xml><?xml version="1.0" encoding="utf-8"?>
+<b:Sources xmlns:b="http://schemas.openxmlformats.org/officeDocument/2006/bibliography" xmlns="http://schemas.openxmlformats.org/officeDocument/2006/bibliography" SelectedStyle="\APASixthEditionOfficeOnline.xsl" StyleName="APA" Version="6"/>
 </file>
 
-<file path=customXml/item4.xml><?xml version="1.0" encoding="utf-8"?>
+<file path=customXml/item5.xml><?xml version="1.0" encoding="utf-8"?>
 <caseData xmlns="urn:custom-schema">
   <Plaintiffs/>
 </caseData>
-</file>
-
-<file path=customXml/item5.xml><?xml version="1.0" encoding="utf-8"?>
-<b:Sources xmlns:b="http://schemas.openxmlformats.org/officeDocument/2006/bibliography" xmlns="http://schemas.openxmlformats.org/officeDocument/2006/bibliography" SelectedStyle="\APASixthEditionOfficeOnline.xsl" StyleName="APA" Version="6"/>
 </file>
 
 <file path=customXml/itemProps1.xml><?xml version="1.0" encoding="utf-8"?>
@@ -7197,6 +7219,14 @@
 </file>
 
 <file path=customXml/itemProps2.xml><?xml version="1.0" encoding="utf-8"?>
+<ds:datastoreItem xmlns:ds="http://schemas.openxmlformats.org/officeDocument/2006/customXml" ds:itemID="{A9C54615-EF12-4B3A-9614-573ABB2997F0}">
+  <ds:schemaRefs>
+    <ds:schemaRef ds:uri="urn:custom-schema"/>
+  </ds:schemaRefs>
+</ds:datastoreItem>
+</file>
+
+<file path=customXml/itemProps3.xml><?xml version="1.0" encoding="utf-8"?>
 <ds:datastoreItem xmlns:ds="http://schemas.openxmlformats.org/officeDocument/2006/customXml" ds:itemID="{741DB435-B643-4E53-9915-012E740CA925}">
   <ds:schemaRefs>
     <ds:schemaRef ds:uri="urn:custom-schema"/>
@@ -7204,26 +7234,18 @@
 </ds:datastoreItem>
 </file>
 
-<file path=customXml/itemProps3.xml><?xml version="1.0" encoding="utf-8"?>
-<ds:datastoreItem xmlns:ds="http://schemas.openxmlformats.org/officeDocument/2006/customXml" ds:itemID="{A9C54615-EF12-4B3A-9614-573ABB2997F0}">
+<file path=customXml/itemProps4.xml><?xml version="1.0" encoding="utf-8"?>
+<ds:datastoreItem xmlns:ds="http://schemas.openxmlformats.org/officeDocument/2006/customXml" ds:itemID="{C036A6A0-214D-4DFD-B68C-05C096AFD24C}">
   <ds:schemaRefs>
-    <ds:schemaRef ds:uri="urn:custom-schema"/>
+    <ds:schemaRef ds:uri="http://schemas.openxmlformats.org/officeDocument/2006/bibliography"/>
   </ds:schemaRefs>
 </ds:datastoreItem>
 </file>
 
-<file path=customXml/itemProps4.xml><?xml version="1.0" encoding="utf-8"?>
+<file path=customXml/itemProps5.xml><?xml version="1.0" encoding="utf-8"?>
 <ds:datastoreItem xmlns:ds="http://schemas.openxmlformats.org/officeDocument/2006/customXml" ds:itemID="{061753FD-292F-480D-BDB1-9F83B63E1DD8}">
   <ds:schemaRefs>
     <ds:schemaRef ds:uri="urn:custom-schema"/>
   </ds:schemaRefs>
 </ds:datastoreItem>
-</file>
-
-<file path=customXml/itemProps5.xml><?xml version="1.0" encoding="utf-8"?>
-<ds:datastoreItem xmlns:ds="http://schemas.openxmlformats.org/officeDocument/2006/customXml" ds:itemID="{C036A6A0-214D-4DFD-B68C-05C096AFD24C}">
-  <ds:schemaRefs>
-    <ds:schemaRef ds:uri="http://schemas.openxmlformats.org/officeDocument/2006/bibliography"/>
-  </ds:schemaRefs>
-</ds:datastoreItem>
 </file>